--- a/docs/07_User Stories - Smart Meal Planning & Mess Operations Platform.docx
+++ b/docs/07_User Stories - Smart Meal Planning & Mess Operations Platform.docx
@@ -2570,6 +2570,149 @@
         <w:t>Together, these User Stories provide the functional foundation for the application’s user interface, REST APIs, backend services, database design, and testing.</w:t>
       </w:r>
       <w:bookmarkEnd w:id="36"/>
+      <w:r>
+        <w:br/>
+      </w:r>
+      <w:r>
+        <w:br/>
+      </w:r>
+      <w:r>
+        <w:br/>
+      </w:r>
+      <w:r>
+        <w:t>5. Meal Pricing</w:t>
+      </w:r>
+    </w:p>
+    <w:p>
+      <w:pPr>
+        <w:pStyle w:val="BodyText"/>
+      </w:pPr>
+    </w:p>
+    <w:p>
+      <w:pPr>
+        <w:pStyle w:val="BodyText"/>
+      </w:pPr>
+      <w:r>
+        <w:t>________________________________________</w:t>
+      </w:r>
+    </w:p>
+    <w:p>
+      <w:pPr>
+        <w:pStyle w:val="BodyText"/>
+      </w:pPr>
+    </w:p>
+    <w:p>
+      <w:pPr>
+        <w:pStyle w:val="BodyText"/>
+      </w:pPr>
+      <w:r>
+        <w:t>US-005</w:t>
+      </w:r>
+    </w:p>
+    <w:p>
+      <w:pPr>
+        <w:pStyle w:val="BodyText"/>
+      </w:pPr>
+    </w:p>
+    <w:p>
+      <w:pPr>
+        <w:pStyle w:val="BodyText"/>
+      </w:pPr>
+      <w:r>
+        <w:t>Title</w:t>
+      </w:r>
+    </w:p>
+    <w:p>
+      <w:pPr>
+        <w:pStyle w:val="BodyText"/>
+      </w:pPr>
+    </w:p>
+    <w:p>
+      <w:pPr>
+        <w:pStyle w:val="BodyText"/>
+      </w:pPr>
+      <w:r>
+        <w:t>Manage Meal Prices</w:t>
+      </w:r>
+    </w:p>
+    <w:p>
+      <w:pPr>
+        <w:pStyle w:val="BodyText"/>
+      </w:pPr>
+    </w:p>
+    <w:p>
+      <w:pPr>
+        <w:pStyle w:val="BodyText"/>
+      </w:pPr>
+      <w:r>
+        <w:lastRenderedPageBreak/>
+        <w:t>Story</w:t>
+      </w:r>
+    </w:p>
+    <w:p>
+      <w:pPr>
+        <w:pStyle w:val="BodyText"/>
+      </w:pPr>
+    </w:p>
+    <w:p>
+      <w:pPr>
+        <w:pStyle w:val="BodyText"/>
+      </w:pPr>
+      <w:r>
+        <w:t>As a Mess Owner, I want to update the prices of predefined Meal Options so that future customer responses and billing calculations use the latest business pricing.</w:t>
+      </w:r>
+    </w:p>
+    <w:p>
+      <w:pPr>
+        <w:pStyle w:val="BodyText"/>
+      </w:pPr>
+    </w:p>
+    <w:p>
+      <w:pPr>
+        <w:pStyle w:val="BodyText"/>
+      </w:pPr>
+      <w:r>
+        <w:t>Business Value</w:t>
+      </w:r>
+    </w:p>
+    <w:p>
+      <w:pPr>
+        <w:pStyle w:val="BodyText"/>
+      </w:pPr>
+    </w:p>
+    <w:p>
+      <w:pPr>
+        <w:pStyle w:val="BodyText"/>
+      </w:pPr>
+      <w:r>
+        <w:t>Allows pricing adjustments without affecting historical billing records.</w:t>
+      </w:r>
+    </w:p>
+    <w:p>
+      <w:pPr>
+        <w:pStyle w:val="BodyText"/>
+      </w:pPr>
+    </w:p>
+    <w:p>
+      <w:pPr>
+        <w:pStyle w:val="BodyText"/>
+      </w:pPr>
+      <w:r>
+        <w:t>Priority</w:t>
+      </w:r>
+    </w:p>
+    <w:p>
+      <w:pPr>
+        <w:pStyle w:val="BodyText"/>
+      </w:pPr>
+    </w:p>
+    <w:p>
+      <w:pPr>
+        <w:pStyle w:val="BodyText"/>
+      </w:pPr>
+      <w:r>
+        <w:t>High</w:t>
+      </w:r>
     </w:p>
     <w:sectPr>
       <w:footnotePr>
